--- a/data/DOC_TEMPLATE/Affidavits.docx
+++ b/data/DOC_TEMPLATE/Affidavits.docx
@@ -5,8 +5,8 @@
     <w:p>
       <w:pPr>
         <w:widowControl w:val="0"/>
-        <w:spacing w:after="240" w:before="240" w:line="240" w:lineRule="auto"/>
-        <w:jc w:val="center"/>
+        <w:spacing w:after="60" w:before="0" w:line="312" w:lineRule="auto"/>
+        <w:jc w:val="both"/>
         <w:rPr>
           <w:rFonts w:ascii="Times New Roman" w:cs="Times New Roman" w:eastAsia="Times New Roman" w:hAnsi="Times New Roman"/>
           <w:b w:val="1"/>
@@ -18,19 +18,345 @@
       <w:r>
         <w:rPr>
           <w:rFonts w:ascii="Times New Roman" w:cs="Times New Roman" w:eastAsia="Times New Roman" w:hAnsi="Times New Roman"/>
+          <w:b w:val="0"/>
+          <w:bCs w:val="1"/>
+          <w:i w:val="0"/>
+          <w:color w:val="000000"/>
+          <w:sz w:val="22"/>
+          <w:szCs w:val="34"/>
+          <w:u w:val="none"/>
+          <w:rtl w:val="0"/>
+        </w:rPr>
+        <w:t xml:space="preserve">AFFIDAVIT</w:t>
+      </w:r>
+    </w:p>
+    <w:p>
+      <w:pPr>
+        <w:widowControl w:val="0"/>
+        <w:spacing w:after="60" w:before="0" w:line="312" w:lineRule="auto"/>
+        <w:jc w:val="center"/>
+        <w:rPr>
+          <w:rFonts w:ascii="Times New Roman" w:cs="Times New Roman" w:eastAsia="Times New Roman" w:hAnsi="Times New Roman"/>
           <w:b w:val="1"/>
           <w:bCs w:val="1"/>
-          <w:sz w:val="34"/>
-          <w:szCs w:val="34"/>
-          <w:rtl w:val="0"/>
-        </w:rPr>
-        <w:t xml:space="preserve">AFFIDAVIT</w:t>
-      </w:r>
-    </w:p>
-    <w:p>
-      <w:pPr>
-        <w:widowControl w:val="0"/>
-        <w:spacing w:after="240" w:before="240" w:line="240" w:lineRule="auto"/>
+        </w:rPr>
+      </w:pPr>
+      <w:r>
+        <w:rPr>
+          <w:rFonts w:ascii="Times New Roman" w:cs="Times New Roman" w:eastAsia="Times New Roman" w:hAnsi="Times New Roman"/>
+          <w:b/>
+          <w:bCs w:val="1"/>
+          <w:i w:val="0"/>
+          <w:color w:val="000000"/>
+          <w:sz w:val="22"/>
+          <w:u w:val="none"/>
+          <w:rtl w:val="0"/>
+        </w:rPr>
+        <w:t xml:space="preserve">IN THE COURT OF {NAME AND DESIGNATION OF JUDGE}, {CITY / DISTRICT}.</w:t>
+      </w:r>
+    </w:p>
+    <w:p>
+      <w:pPr>
+        <w:widowControl w:val="0"/>
+        <w:spacing w:after="60" w:before="0" w:line="312" w:lineRule="auto"/>
+        <w:jc w:val="both"/>
+        <w:rPr>
+          <w:rFonts w:ascii="Times New Roman" w:cs="Times New Roman" w:eastAsia="Times New Roman" w:hAnsi="Times New Roman"/>
+        </w:rPr>
+      </w:pPr>
+      <w:r>
+        <w:rPr>
+          <w:rFonts w:ascii="Times New Roman" w:cs="Times New Roman" w:eastAsia="Times New Roman" w:hAnsi="Times New Roman"/>
+          <w:b/>
+          <w:bCs w:val="1"/>
+          <w:i w:val="0"/>
+          <w:color w:val="000000"/>
+          <w:sz w:val="22"/>
+          <w:u w:val="none"/>
+          <w:rtl w:val="0"/>
+        </w:rPr>
+        <w:t xml:space="preserve">Case Title: </w:t>
+      </w:r>
+      <w:r>
+        <w:rPr>
+          <w:rFonts w:ascii="Times New Roman" w:cs="Times New Roman" w:eastAsia="Times New Roman" w:hAnsi="Times New Roman"/>
+          <w:b/>
+          <w:i w:val="0"/>
+          <w:color w:val="000000"/>
+          <w:sz w:val="22"/>
+          <w:u w:val="none"/>
+          <w:rtl w:val="0"/>
+        </w:rPr>
+        <w:t xml:space="preserve">{CASE TITLE}, e.g., {Applicant Name} versus {Respondent Name(s)}</w:t>
+      </w:r>
+    </w:p>
+    <w:p>
+      <w:pPr>
+        <w:widowControl w:val="0"/>
+        <w:spacing w:after="60" w:before="0" w:line="312" w:lineRule="auto"/>
+        <w:ind w:firstLine="360"/>
+        <w:jc w:val="both"/>
+        <w:rPr>
+          <w:rFonts w:ascii="Times New Roman" w:cs="Times New Roman" w:eastAsia="Times New Roman" w:hAnsi="Times New Roman"/>
+        </w:rPr>
+      </w:pPr>
+      <w:r>
+        <w:rPr>
+          <w:rFonts w:ascii="Times New Roman" w:cs="Times New Roman" w:eastAsia="Times New Roman" w:hAnsi="Times New Roman"/>
+          <w:b w:val="0"/>
+          <w:bCs w:val="1"/>
+          <w:i w:val="0"/>
+          <w:color w:val="000000"/>
+          <w:sz w:val="22"/>
+          <w:u w:val="none"/>
+          <w:rtl w:val="0"/>
+        </w:rPr>
+        <w:t xml:space="preserve">Case No.: </w:t>
+      </w:r>
+      <w:r>
+        <w:rPr>
+          <w:rFonts w:ascii="Times New Roman" w:cs="Times New Roman" w:eastAsia="Times New Roman" w:hAnsi="Times New Roman"/>
+          <w:b w:val="0"/>
+          <w:i w:val="0"/>
+          <w:color w:val="000000"/>
+          <w:sz w:val="22"/>
+          <w:u w:val="none"/>
+          <w:rtl w:val="0"/>
+        </w:rPr>
+        <w:t xml:space="preserve">{CASE NUMBER OR "NOT YET NUMBERED"}</w:t>
+      </w:r>
+    </w:p>
+    <w:p>
+      <w:pPr>
+        <w:widowControl w:val="0"/>
+        <w:spacing w:after="60" w:before="0" w:line="312" w:lineRule="auto"/>
+        <w:ind w:firstLine="360"/>
+        <w:jc w:val="both"/>
+        <w:rPr>
+          <w:rFonts w:ascii="Times New Roman" w:cs="Times New Roman" w:eastAsia="Times New Roman" w:hAnsi="Times New Roman"/>
+        </w:rPr>
+      </w:pPr>
+      <w:r>
+        <w:rPr>
+          <w:rFonts w:ascii="Times New Roman" w:cs="Times New Roman" w:eastAsia="Times New Roman" w:hAnsi="Times New Roman"/>
+          <w:b w:val="0"/>
+          <w:bCs w:val="1"/>
+          <w:i w:val="0"/>
+          <w:color w:val="000000"/>
+          <w:sz w:val="22"/>
+          <w:u w:val="none"/>
+          <w:rtl w:val="0"/>
+        </w:rPr>
+        <w:t xml:space="preserve">AFFIDAVIT OF: </w:t>
+      </w:r>
+      <w:r>
+        <w:rPr>
+          <w:rFonts w:ascii="Times New Roman" w:cs="Times New Roman" w:eastAsia="Times New Roman" w:hAnsi="Times New Roman"/>
+          <w:b w:val="0"/>
+          <w:i w:val="0"/>
+          <w:color w:val="000000"/>
+          <w:sz w:val="22"/>
+          <w:u w:val="none"/>
+          <w:rtl w:val="0"/>
+        </w:rPr>
+        <w:t xml:space="preserve">{NAME OF DEPONENT} S/O, D/O, W/O {FATHER/HUSBAND'S NAME}, Resident of {FULL ADDRESS OF DEPONENT}, {City}, District {DISTRICT}.</w:t>
+      </w:r>
+    </w:p>
+    <w:p>
+      <w:pPr>
+        <w:widowControl w:val="0"/>
+        <w:spacing w:after="60" w:before="0" w:line="312" w:lineRule="auto"/>
+        <w:ind w:firstLine="360"/>
+        <w:jc w:val="both"/>
+        <w:rPr>
+          <w:rFonts w:ascii="Times New Roman" w:cs="Times New Roman" w:eastAsia="Times New Roman" w:hAnsi="Times New Roman"/>
+        </w:rPr>
+      </w:pPr>
+      <w:r>
+        <w:rPr>
+          <w:rFonts w:ascii="Times New Roman" w:cs="Times New Roman" w:eastAsia="Times New Roman" w:hAnsi="Times New Roman"/>
+          <w:b w:val="0"/>
+          <w:i w:val="0"/>
+          <w:color w:val="000000"/>
+          <w:sz w:val="22"/>
+          <w:u w:val="none"/>
+          <w:rtl w:val="0"/>
+        </w:rPr>
+        <w:t xml:space="preserve">I, the above-named deponent, do hereby solemnly affirm and declare on oath as under:</w:t>
+      </w:r>
+    </w:p>
+    <w:p>
+      <w:pPr>
+        <w:widowControl w:val="0"/>
+        <w:spacing w:after="60" w:before="0" w:line="312" w:lineRule="auto"/>
+        <w:jc w:val="both"/>
+        <w:rPr>
+          <w:rFonts w:ascii="Times New Roman" w:cs="Times New Roman" w:eastAsia="Times New Roman" w:hAnsi="Times New Roman"/>
+        </w:rPr>
+      </w:pPr>
+      <w:r>
+        <w:rPr>
+          <w:rFonts w:ascii="Times New Roman" w:cs="Times New Roman" w:eastAsia="Times New Roman" w:hAnsi="Times New Roman"/>
+          <w:b/>
+          <w:i w:val="0"/>
+          <w:color w:val="000000"/>
+          <w:sz w:val="22"/>
+          <w:u w:val="none"/>
+          <w:rtl w:val="0"/>
+        </w:rPr>
+        <w:t xml:space="preserve">That I am the</w:t>
+      </w:r>
+      <w:r>
+        <w:rPr>
+          <w:rFonts w:ascii="Times New Roman" w:cs="Times New Roman" w:eastAsia="Times New Roman" w:hAnsi="Times New Roman"/>
+          <w:b/>
+          <w:bCs w:val="1"/>
+          <w:i w:val="0"/>
+          <w:color w:val="000000"/>
+          <w:sz w:val="22"/>
+          <w:u w:val="none"/>
+          <w:rtl w:val="0"/>
+        </w:rPr>
+        <w:t xml:space="preserve"> {PETITIONER / APPLICANT / COMPLAINANT / RESPONDENT / WITNESS}</w:t>
+      </w:r>
+      <w:r>
+        <w:rPr>
+          <w:rFonts w:ascii="Times New Roman" w:cs="Times New Roman" w:eastAsia="Times New Roman" w:hAnsi="Times New Roman"/>
+          <w:b/>
+          <w:i w:val="0"/>
+          <w:color w:val="000000"/>
+          <w:sz w:val="22"/>
+          <w:u w:val="none"/>
+          <w:rtl w:val="0"/>
+        </w:rPr>
+        <w:t xml:space="preserve"> in the above-mentioned case / the person conversant with the facts of the matter.</w:t>
+      </w:r>
+    </w:p>
+    <w:p>
+      <w:pPr>
+        <w:widowControl w:val="0"/>
+        <w:spacing w:after="60" w:before="0" w:line="312" w:lineRule="auto"/>
+        <w:ind w:firstLine="360"/>
+        <w:jc w:val="both"/>
+        <w:rPr>
+          <w:rFonts w:ascii="Times New Roman" w:cs="Times New Roman" w:eastAsia="Times New Roman" w:hAnsi="Times New Roman"/>
+        </w:rPr>
+      </w:pPr>
+      <w:r>
+        <w:rPr>
+          <w:rFonts w:ascii="Times New Roman" w:cs="Times New Roman" w:eastAsia="Times New Roman" w:hAnsi="Times New Roman"/>
+          <w:b w:val="0"/>
+          <w:i w:val="0"/>
+          <w:color w:val="000000"/>
+          <w:sz w:val="22"/>
+          <w:u w:val="none"/>
+          <w:rtl w:val="0"/>
+        </w:rPr>
+        <w:t xml:space="preserve">That I have</w:t>
+      </w:r>
+      <w:r>
+        <w:rPr>
+          <w:rFonts w:ascii="Times New Roman" w:cs="Times New Roman" w:eastAsia="Times New Roman" w:hAnsi="Times New Roman"/>
+          <w:b w:val="0"/>
+          <w:bCs w:val="1"/>
+          <w:i w:val="0"/>
+          <w:color w:val="000000"/>
+          <w:sz w:val="22"/>
+          <w:u w:val="none"/>
+          <w:rtl w:val="0"/>
+        </w:rPr>
+        <w:t xml:space="preserve"> {FILED / INTEND TO FILE}</w:t>
+      </w:r>
+      <w:r>
+        <w:rPr>
+          <w:rFonts w:ascii="Times New Roman" w:cs="Times New Roman" w:eastAsia="Times New Roman" w:hAnsi="Times New Roman"/>
+          <w:b w:val="0"/>
+          <w:i w:val="0"/>
+          <w:color w:val="000000"/>
+          <w:sz w:val="22"/>
+          <w:u w:val="none"/>
+          <w:rtl w:val="0"/>
+        </w:rPr>
+        <w:t xml:space="preserve"> an application/petition/complaint before this Honourable Court titled "{TITLE OF APPLICATION/PETITION}" {IN WHICH THE DATE OF HEARING IS FIXED FOR {DATE} / FOR WHICH NO DATE OF HEARING HAS SO FAR BEEN FIXED}.</w:t>
+      </w:r>
+    </w:p>
+    <w:p>
+      <w:pPr>
+        <w:widowControl w:val="0"/>
+        <w:spacing w:after="60" w:before="0" w:line="312" w:lineRule="auto"/>
+        <w:ind w:firstLine="360"/>
+        <w:jc w:val="both"/>
+        <w:rPr>
+          <w:rFonts w:ascii="Times New Roman" w:cs="Times New Roman" w:eastAsia="Times New Roman" w:hAnsi="Times New Roman"/>
+        </w:rPr>
+      </w:pPr>
+      <w:r>
+        <w:rPr>
+          <w:rFonts w:ascii="Times New Roman" w:cs="Times New Roman" w:eastAsia="Times New Roman" w:hAnsi="Times New Roman"/>
+          <w:b w:val="0"/>
+          <w:i w:val="0"/>
+          <w:color w:val="000000"/>
+          <w:sz w:val="22"/>
+          <w:u w:val="none"/>
+          <w:rtl w:val="0"/>
+        </w:rPr>
+        <w:t xml:space="preserve">That whatever is stated in my </w:t>
+      </w:r>
+      <w:r>
+        <w:rPr>
+          <w:rFonts w:ascii="Times New Roman" w:cs="Times New Roman" w:eastAsia="Times New Roman" w:hAnsi="Times New Roman"/>
+          <w:b w:val="0"/>
+          <w:bCs w:val="1"/>
+          <w:i w:val="0"/>
+          <w:color w:val="000000"/>
+          <w:sz w:val="22"/>
+          <w:u w:val="none"/>
+          <w:rtl w:val="0"/>
+        </w:rPr>
+        <w:t xml:space="preserve">{ACCOMPANYING APPLICATION / PETITION / WRITTEN STATEMENT / COMPLAINT}</w:t>
+      </w:r>
+      <w:r>
+        <w:rPr>
+          <w:rFonts w:ascii="Times New Roman" w:cs="Times New Roman" w:eastAsia="Times New Roman" w:hAnsi="Times New Roman"/>
+          <w:b w:val="0"/>
+          <w:i w:val="0"/>
+          <w:color w:val="000000"/>
+          <w:sz w:val="22"/>
+          <w:u w:val="none"/>
+          <w:rtl w:val="0"/>
+        </w:rPr>
+        <w:t xml:space="preserve"> and its annexures from paragraph 1 to paragraph {LAST PARAGRAPH NUMBER} is true and correct to the best of my knowledge, information, and belief. The documents annexed thereto are true copies of their respective originals.</w:t>
+      </w:r>
+    </w:p>
+    <w:p>
+      <w:pPr>
+        <w:widowControl w:val="0"/>
+        <w:spacing w:after="60" w:before="0" w:line="312" w:lineRule="auto"/>
+        <w:ind w:firstLine="360"/>
+        <w:jc w:val="both"/>
+        <w:rPr>
+          <w:rFonts w:ascii="Times New Roman" w:cs="Times New Roman" w:eastAsia="Times New Roman" w:hAnsi="Times New Roman"/>
+        </w:rPr>
+      </w:pPr>
+      <w:r>
+        <w:rPr>
+          <w:rFonts w:ascii="Times New Roman" w:cs="Times New Roman" w:eastAsia="Times New Roman" w:hAnsi="Times New Roman"/>
+          <w:b w:val="0"/>
+          <w:i w:val="0"/>
+          <w:color w:val="000000"/>
+          <w:sz w:val="22"/>
+          <w:u w:val="none"/>
+          <w:rtl w:val="0"/>
+        </w:rPr>
+        <w:t xml:space="preserve">That no part of this affidavit or the accompanying document(s) is false, nor have I concealed any material fact therefrom.</w:t>
+      </w:r>
+    </w:p>
+    <w:p>
+      <w:pPr>
+        <w:widowControl w:val="0"/>
+        <w:spacing w:after="60" w:before="0" w:line="312" w:lineRule="auto"/>
+        <w:ind w:firstLine="360"/>
+        <w:jc w:val="both"/>
         <w:rPr>
           <w:rFonts w:ascii="Times New Roman" w:cs="Times New Roman" w:eastAsia="Times New Roman" w:hAnsi="Times New Roman"/>
           <w:b w:val="1"/>
@@ -40,375 +366,208 @@
       <w:r>
         <w:rPr>
           <w:rFonts w:ascii="Times New Roman" w:cs="Times New Roman" w:eastAsia="Times New Roman" w:hAnsi="Times New Roman"/>
+          <w:b w:val="0"/>
+          <w:bCs w:val="1"/>
+          <w:i w:val="0"/>
+          <w:color w:val="000000"/>
+          <w:sz w:val="22"/>
+          <w:u w:val="none"/>
+          <w:rtl w:val="0"/>
+        </w:rPr>
+        <w:t xml:space="preserve">DEPONENT:</w:t>
+      </w:r>
+    </w:p>
+    <w:p>
+      <w:pPr>
+        <w:widowControl w:val="0"/>
+        <w:spacing w:after="60" w:before="0" w:line="312" w:lineRule="auto"/>
+        <w:ind w:firstLine="360"/>
+        <w:jc w:val="both"/>
+        <w:rPr>
+          <w:rFonts w:ascii="Times New Roman" w:cs="Times New Roman" w:eastAsia="Times New Roman" w:hAnsi="Times New Roman"/>
+        </w:rPr>
+      </w:pPr>
+      <w:r>
+        <w:rPr>
+          <w:rFonts w:ascii="Times New Roman" w:cs="Times New Roman" w:eastAsia="Times New Roman" w:hAnsi="Times New Roman"/>
+          <w:b w:val="0"/>
+          <w:i w:val="0"/>
+          <w:color w:val="000000"/>
+          <w:sz w:val="22"/>
+          <w:u w:val="none"/>
+          <w:rtl w:val="0"/>
+        </w:rPr>
+        <w:t xml:space="preserve">{NAME OF DEPONENT}</w:t>
+      </w:r>
+    </w:p>
+    <w:p>
+      <w:pPr>
+        <w:widowControl w:val="0"/>
+        <w:spacing w:after="60" w:before="0" w:line="312" w:lineRule="auto"/>
+        <w:ind w:firstLine="360"/>
+        <w:jc w:val="both"/>
+        <w:rPr>
+          <w:rFonts w:ascii="Times New Roman" w:cs="Times New Roman" w:eastAsia="Times New Roman" w:hAnsi="Times New Roman"/>
           <w:b w:val="1"/>
           <w:bCs w:val="1"/>
-          <w:rtl w:val="0"/>
-        </w:rPr>
-        <w:t xml:space="preserve">IN THE COURT OF {NAME AND DESIGNATION OF JUDGE}, {CITY / DISTRICT}.</w:t>
-      </w:r>
-    </w:p>
-    <w:p>
-      <w:pPr>
-        <w:widowControl w:val="0"/>
-        <w:spacing w:after="240" w:before="240" w:line="240" w:lineRule="auto"/>
-        <w:rPr>
-          <w:rFonts w:ascii="Times New Roman" w:cs="Times New Roman" w:eastAsia="Times New Roman" w:hAnsi="Times New Roman"/>
-        </w:rPr>
-      </w:pPr>
-      <w:r>
+        </w:rPr>
+      </w:pPr>
+      <w:r>
+        <w:rPr>
+          <w:rFonts w:ascii="Times New Roman" w:cs="Times New Roman" w:eastAsia="Times New Roman" w:hAnsi="Times New Roman"/>
+          <w:b w:val="0"/>
+          <w:bCs w:val="1"/>
+          <w:i w:val="0"/>
+          <w:color w:val="000000"/>
+          <w:sz w:val="22"/>
+          <w:u w:val="none"/>
+          <w:rtl w:val="0"/>
+        </w:rPr>
+        <w:t xml:space="preserve">VERIFICATION:</w:t>
+      </w:r>
+    </w:p>
+    <w:p>
+      <w:pPr>
+        <w:widowControl w:val="0"/>
+        <w:spacing w:after="60" w:before="0" w:line="312" w:lineRule="auto"/>
+        <w:ind w:firstLine="360"/>
+        <w:jc w:val="both"/>
+        <w:rPr>
+          <w:rFonts w:ascii="Times New Roman" w:cs="Times New Roman" w:eastAsia="Times New Roman" w:hAnsi="Times New Roman"/>
+        </w:rPr>
+      </w:pPr>
+      <w:r>
+        <w:rPr>
+          <w:rFonts w:ascii="Times New Roman" w:cs="Times New Roman" w:eastAsia="Times New Roman" w:hAnsi="Times New Roman"/>
+          <w:b w:val="0"/>
+          <w:i w:val="0"/>
+          <w:color w:val="000000"/>
+          <w:sz w:val="22"/>
+          <w:u w:val="none"/>
+          <w:rtl w:val="0"/>
+        </w:rPr>
+        <w:t xml:space="preserve">Verified on oath at {CITY} this {DAY} day of {MONTH}, {YEAR}, that the contents of the above affidavit are true and correct to the best of my knowledge, information, and belief.</w:t>
+      </w:r>
+    </w:p>
+    <w:p>
+      <w:pPr>
+        <w:widowControl w:val="0"/>
+        <w:spacing w:after="60" w:before="0" w:line="312" w:lineRule="auto"/>
+        <w:ind w:firstLine="360"/>
+        <w:jc w:val="both"/>
         <w:rPr>
           <w:rFonts w:ascii="Times New Roman" w:cs="Times New Roman" w:eastAsia="Times New Roman" w:hAnsi="Times New Roman"/>
           <w:b w:val="1"/>
           <w:bCs w:val="1"/>
-          <w:rtl w:val="0"/>
-        </w:rPr>
-        <w:t xml:space="preserve">Case Title: </w:t>
-      </w:r>
-      <w:r>
-        <w:rPr>
-          <w:rFonts w:ascii="Times New Roman" w:cs="Times New Roman" w:eastAsia="Times New Roman" w:hAnsi="Times New Roman"/>
-          <w:rtl w:val="0"/>
-        </w:rPr>
-        <w:t xml:space="preserve">{CASE TITLE}, e.g., {Applicant Name} versus {Respondent Name(s)}</w:t>
-      </w:r>
-    </w:p>
-    <w:p>
-      <w:pPr>
-        <w:widowControl w:val="0"/>
-        <w:spacing w:after="240" w:before="240" w:line="240" w:lineRule="auto"/>
-        <w:rPr>
-          <w:rFonts w:ascii="Times New Roman" w:cs="Times New Roman" w:eastAsia="Times New Roman" w:hAnsi="Times New Roman"/>
-        </w:rPr>
-      </w:pPr>
-      <w:r>
+        </w:rPr>
+      </w:pPr>
+      <w:r>
+        <w:rPr>
+          <w:rFonts w:ascii="Times New Roman" w:cs="Times New Roman" w:eastAsia="Times New Roman" w:hAnsi="Times New Roman"/>
+          <w:b w:val="0"/>
+          <w:bCs w:val="1"/>
+          <w:i w:val="0"/>
+          <w:color w:val="000000"/>
+          <w:sz w:val="22"/>
+          <w:u w:val="none"/>
+          <w:rtl w:val="0"/>
+        </w:rPr>
+        <w:t xml:space="preserve">DEPONENT:</w:t>
+      </w:r>
+    </w:p>
+    <w:p>
+      <w:pPr>
+        <w:widowControl w:val="0"/>
+        <w:spacing w:after="60" w:before="0" w:line="312" w:lineRule="auto"/>
+        <w:ind w:firstLine="360"/>
+        <w:jc w:val="both"/>
+        <w:rPr>
+          <w:rFonts w:ascii="Times New Roman" w:cs="Times New Roman" w:eastAsia="Times New Roman" w:hAnsi="Times New Roman"/>
+        </w:rPr>
+      </w:pPr>
+      <w:r>
+        <w:rPr>
+          <w:rFonts w:ascii="Times New Roman" w:cs="Times New Roman" w:eastAsia="Times New Roman" w:hAnsi="Times New Roman"/>
+          <w:b w:val="0"/>
+          <w:i w:val="0"/>
+          <w:color w:val="000000"/>
+          <w:sz w:val="22"/>
+          <w:u w:val="none"/>
+          <w:rtl w:val="0"/>
+        </w:rPr>
+        <w:t xml:space="preserve">{NAME OF DEPONENT}</w:t>
+      </w:r>
+    </w:p>
+    <w:p>
+      <w:pPr>
+        <w:widowControl w:val="0"/>
+        <w:spacing w:after="60" w:before="0" w:line="312" w:lineRule="auto"/>
+        <w:ind w:firstLine="360"/>
+        <w:jc w:val="both"/>
         <w:rPr>
           <w:rFonts w:ascii="Times New Roman" w:cs="Times New Roman" w:eastAsia="Times New Roman" w:hAnsi="Times New Roman"/>
           <w:b w:val="1"/>
           <w:bCs w:val="1"/>
-          <w:rtl w:val="0"/>
-        </w:rPr>
-        <w:t xml:space="preserve">Case No.: </w:t>
-      </w:r>
-      <w:r>
-        <w:rPr>
-          <w:rFonts w:ascii="Times New Roman" w:cs="Times New Roman" w:eastAsia="Times New Roman" w:hAnsi="Times New Roman"/>
-          <w:rtl w:val="0"/>
-        </w:rPr>
-        <w:t xml:space="preserve">{CASE NUMBER OR "NOT YET NUMBERED"}</w:t>
-      </w:r>
-    </w:p>
-    <w:p>
-      <w:pPr>
-        <w:widowControl w:val="0"/>
-        <w:spacing w:after="240" w:before="240" w:line="240" w:lineRule="auto"/>
-        <w:rPr>
-          <w:rFonts w:ascii="Times New Roman" w:cs="Times New Roman" w:eastAsia="Times New Roman" w:hAnsi="Times New Roman"/>
-        </w:rPr>
-      </w:pPr>
-      <w:r>
+        </w:rPr>
+      </w:pPr>
+      <w:r>
+        <w:rPr>
+          <w:rFonts w:ascii="Times New Roman" w:cs="Times New Roman" w:eastAsia="Times New Roman" w:hAnsi="Times New Roman"/>
+          <w:b w:val="0"/>
+          <w:bCs w:val="1"/>
+          <w:i w:val="0"/>
+          <w:color w:val="000000"/>
+          <w:sz w:val="22"/>
+          <w:u w:val="none"/>
+          <w:rtl w:val="0"/>
+        </w:rPr>
+        <w:t xml:space="preserve">ATTESTATION:</w:t>
+      </w:r>
+    </w:p>
+    <w:p>
+      <w:pPr>
+        <w:widowControl w:val="0"/>
+        <w:spacing w:after="60" w:before="0" w:line="312" w:lineRule="auto"/>
+        <w:ind w:firstLine="360"/>
+        <w:jc w:val="both"/>
+        <w:rPr>
+          <w:rFonts w:ascii="Times New Roman" w:cs="Times New Roman" w:eastAsia="Times New Roman" w:hAnsi="Times New Roman"/>
+        </w:rPr>
+      </w:pPr>
+      <w:r>
+        <w:rPr>
+          <w:rFonts w:ascii="Times New Roman" w:cs="Times New Roman" w:eastAsia="Times New Roman" w:hAnsi="Times New Roman"/>
+          <w:b w:val="0"/>
+          <w:i w:val="0"/>
+          <w:color w:val="000000"/>
+          <w:sz w:val="22"/>
+          <w:u w:val="none"/>
+          <w:rtl w:val="0"/>
+        </w:rPr>
+        <w:t xml:space="preserve">Sworn/Solemnly affirmed before me this {DAY} day of {MONTH}, {YEAR}, at {CITY}.</w:t>
+      </w:r>
+    </w:p>
+    <w:p>
+      <w:pPr>
+        <w:widowControl w:val="0"/>
+        <w:spacing w:after="60" w:before="0" w:line="312" w:lineRule="auto"/>
+        <w:ind w:firstLine="360"/>
+        <w:jc w:val="both"/>
         <w:rPr>
           <w:rFonts w:ascii="Times New Roman" w:cs="Times New Roman" w:eastAsia="Times New Roman" w:hAnsi="Times New Roman"/>
           <w:b w:val="1"/>
           <w:bCs w:val="1"/>
-          <w:rtl w:val="0"/>
-        </w:rPr>
-        <w:t xml:space="preserve">AFFIDAVIT OF: </w:t>
-      </w:r>
-      <w:r>
-        <w:rPr>
-          <w:rFonts w:ascii="Times New Roman" w:cs="Times New Roman" w:eastAsia="Times New Roman" w:hAnsi="Times New Roman"/>
-          <w:rtl w:val="0"/>
-        </w:rPr>
-        <w:t xml:space="preserve">{NAME OF DEPONENT} S/O, D/O, W/O {FATHER/HUSBAND'S NAME}, Resident of {FULL ADDRESS OF DEPONENT}, {City}, District {DISTRICT}.</w:t>
-      </w:r>
-    </w:p>
-    <w:p>
-      <w:pPr>
-        <w:widowControl w:val="0"/>
-        <w:spacing w:after="240" w:before="240" w:line="240" w:lineRule="auto"/>
-        <w:rPr>
-          <w:rFonts w:ascii="Times New Roman" w:cs="Times New Roman" w:eastAsia="Times New Roman" w:hAnsi="Times New Roman"/>
-        </w:rPr>
-      </w:pPr>
-      <w:r>
-        <w:rPr>
-          <w:rFonts w:ascii="Times New Roman" w:cs="Times New Roman" w:eastAsia="Times New Roman" w:hAnsi="Times New Roman"/>
-          <w:rtl w:val="0"/>
-        </w:rPr>
-        <w:t xml:space="preserve">I, the above-named deponent, do hereby solemnly affirm and declare on oath as under:</w:t>
-      </w:r>
-    </w:p>
-    <w:p>
-      <w:pPr>
-        <w:widowControl w:val="0"/>
-        <w:spacing w:after="240" w:before="240" w:line="240" w:lineRule="auto"/>
-        <w:rPr>
-          <w:rFonts w:ascii="Times New Roman" w:cs="Times New Roman" w:eastAsia="Times New Roman" w:hAnsi="Times New Roman"/>
-        </w:rPr>
-      </w:pPr>
-      <w:r>
-        <w:rPr>
-          <w:rFonts w:ascii="Times New Roman" w:cs="Times New Roman" w:eastAsia="Times New Roman" w:hAnsi="Times New Roman"/>
-          <w:rtl w:val="0"/>
-        </w:rPr>
-        <w:t xml:space="preserve">That I am the</w:t>
-      </w:r>
-      <w:r>
-        <w:rPr>
-          <w:rFonts w:ascii="Times New Roman" w:cs="Times New Roman" w:eastAsia="Times New Roman" w:hAnsi="Times New Roman"/>
-          <w:b w:val="1"/>
-          <w:bCs w:val="1"/>
-          <w:rtl w:val="0"/>
-        </w:rPr>
-        <w:t xml:space="preserve"> {PETITIONER / APPLICANT / COMPLAINANT / RESPONDENT / WITNESS}</w:t>
-      </w:r>
-      <w:r>
-        <w:rPr>
-          <w:rFonts w:ascii="Times New Roman" w:cs="Times New Roman" w:eastAsia="Times New Roman" w:hAnsi="Times New Roman"/>
-          <w:rtl w:val="0"/>
-        </w:rPr>
-        <w:t xml:space="preserve"> in the above-mentioned case / the person conversant with the facts of the matter.</w:t>
-      </w:r>
-    </w:p>
-    <w:p>
-      <w:pPr>
-        <w:widowControl w:val="0"/>
-        <w:spacing w:after="240" w:before="240" w:line="240" w:lineRule="auto"/>
-        <w:rPr>
-          <w:rFonts w:ascii="Times New Roman" w:cs="Times New Roman" w:eastAsia="Times New Roman" w:hAnsi="Times New Roman"/>
-        </w:rPr>
-      </w:pPr>
-      <w:r>
-        <w:rPr>
-          <w:rFonts w:ascii="Times New Roman" w:cs="Times New Roman" w:eastAsia="Times New Roman" w:hAnsi="Times New Roman"/>
-          <w:rtl w:val="0"/>
-        </w:rPr>
-        <w:t xml:space="preserve">That I have</w:t>
-      </w:r>
-      <w:r>
-        <w:rPr>
-          <w:rFonts w:ascii="Times New Roman" w:cs="Times New Roman" w:eastAsia="Times New Roman" w:hAnsi="Times New Roman"/>
-          <w:b w:val="1"/>
-          <w:bCs w:val="1"/>
-          <w:rtl w:val="0"/>
-        </w:rPr>
-        <w:t xml:space="preserve"> {FILED / INTEND TO FILE}</w:t>
-      </w:r>
-      <w:r>
-        <w:rPr>
-          <w:rFonts w:ascii="Times New Roman" w:cs="Times New Roman" w:eastAsia="Times New Roman" w:hAnsi="Times New Roman"/>
-          <w:rtl w:val="0"/>
-        </w:rPr>
-        <w:t xml:space="preserve"> an application/petition/complaint before this Honourable Court titled "{TITLE OF APPLICATION/PETITION}" {IN WHICH THE DATE OF HEARING IS FIXED FOR {DATE} / FOR WHICH NO DATE OF HEARING HAS SO FAR BEEN FIXED}.</w:t>
-      </w:r>
-    </w:p>
-    <w:p>
-      <w:pPr>
-        <w:widowControl w:val="0"/>
-        <w:spacing w:after="240" w:before="240" w:line="240" w:lineRule="auto"/>
-        <w:rPr>
-          <w:rFonts w:ascii="Times New Roman" w:cs="Times New Roman" w:eastAsia="Times New Roman" w:hAnsi="Times New Roman"/>
-        </w:rPr>
-      </w:pPr>
-      <w:r>
-        <w:rPr>
-          <w:rFonts w:ascii="Times New Roman" w:cs="Times New Roman" w:eastAsia="Times New Roman" w:hAnsi="Times New Roman"/>
-          <w:rtl w:val="0"/>
-        </w:rPr>
-        <w:t xml:space="preserve">That whatever is stated in my </w:t>
-      </w:r>
-      <w:r>
-        <w:rPr>
-          <w:rFonts w:ascii="Times New Roman" w:cs="Times New Roman" w:eastAsia="Times New Roman" w:hAnsi="Times New Roman"/>
-          <w:b w:val="1"/>
-          <w:bCs w:val="1"/>
-          <w:rtl w:val="0"/>
-        </w:rPr>
-        <w:t xml:space="preserve">{ACCOMPANYING APPLICATION / PETITION / WRITTEN STATEMENT / COMPLAINT}</w:t>
-      </w:r>
-      <w:r>
-        <w:rPr>
-          <w:rFonts w:ascii="Times New Roman" w:cs="Times New Roman" w:eastAsia="Times New Roman" w:hAnsi="Times New Roman"/>
-          <w:rtl w:val="0"/>
-        </w:rPr>
-        <w:t xml:space="preserve"> and its annexures from paragraph 1 to paragraph {LAST PARAGRAPH NUMBER} is true and correct to the best of my knowledge, information, and belief. The documents annexed thereto are true copies of their respective originals.</w:t>
-      </w:r>
-    </w:p>
-    <w:p>
-      <w:pPr>
-        <w:widowControl w:val="0"/>
-        <w:spacing w:after="240" w:before="240" w:line="240" w:lineRule="auto"/>
-        <w:rPr>
-          <w:rFonts w:ascii="Times New Roman" w:cs="Times New Roman" w:eastAsia="Times New Roman" w:hAnsi="Times New Roman"/>
-        </w:rPr>
-      </w:pPr>
-      <w:r>
-        <w:rPr>
-          <w:rFonts w:ascii="Times New Roman" w:cs="Times New Roman" w:eastAsia="Times New Roman" w:hAnsi="Times New Roman"/>
-          <w:rtl w:val="0"/>
-        </w:rPr>
-        <w:t xml:space="preserve">That no part of this affidavit or the accompanying document(s) is false, nor have I concealed any material fact therefrom.</w:t>
-      </w:r>
-    </w:p>
-    <w:p>
-      <w:pPr>
-        <w:widowControl w:val="0"/>
-        <w:spacing w:after="240" w:before="240" w:line="240" w:lineRule="auto"/>
-        <w:rPr>
-          <w:rFonts w:ascii="Times New Roman" w:cs="Times New Roman" w:eastAsia="Times New Roman" w:hAnsi="Times New Roman"/>
-          <w:b w:val="1"/>
-          <w:bCs w:val="1"/>
-        </w:rPr>
-      </w:pPr>
-      <w:r>
-        <w:rPr>
-          <w:rFonts w:ascii="Times New Roman" w:cs="Times New Roman" w:eastAsia="Times New Roman" w:hAnsi="Times New Roman"/>
-          <w:b w:val="1"/>
-          <w:bCs w:val="1"/>
-          <w:rtl w:val="0"/>
-        </w:rPr>
-        <w:t xml:space="preserve">DEPONENT:</w:t>
-      </w:r>
-    </w:p>
-    <w:p>
-      <w:pPr>
-        <w:widowControl w:val="0"/>
-        <w:spacing w:after="240" w:before="240" w:line="240" w:lineRule="auto"/>
-        <w:rPr>
-          <w:rFonts w:ascii="Times New Roman" w:cs="Times New Roman" w:eastAsia="Times New Roman" w:hAnsi="Times New Roman"/>
-        </w:rPr>
-      </w:pPr>
-      <w:r>
-        <w:rPr>
-          <w:rFonts w:ascii="Times New Roman" w:cs="Times New Roman" w:eastAsia="Times New Roman" w:hAnsi="Times New Roman"/>
-          <w:rtl w:val="0"/>
-        </w:rPr>
-        <w:t xml:space="preserve">{NAME OF DEPONENT}</w:t>
-      </w:r>
-    </w:p>
-    <w:p>
-      <w:pPr>
-        <w:widowControl w:val="0"/>
-        <w:spacing w:after="240" w:before="240" w:line="240" w:lineRule="auto"/>
-        <w:rPr>
-          <w:rFonts w:ascii="Times New Roman" w:cs="Times New Roman" w:eastAsia="Times New Roman" w:hAnsi="Times New Roman"/>
-          <w:b w:val="1"/>
-          <w:bCs w:val="1"/>
-        </w:rPr>
-      </w:pPr>
-      <w:r>
-        <w:rPr>
-          <w:rFonts w:ascii="Times New Roman" w:cs="Times New Roman" w:eastAsia="Times New Roman" w:hAnsi="Times New Roman"/>
-          <w:b w:val="1"/>
-          <w:bCs w:val="1"/>
-          <w:rtl w:val="0"/>
-        </w:rPr>
-        <w:t xml:space="preserve">VERIFICATION:</w:t>
-      </w:r>
-    </w:p>
-    <w:p>
-      <w:pPr>
-        <w:widowControl w:val="0"/>
-        <w:spacing w:after="240" w:before="240" w:line="240" w:lineRule="auto"/>
-        <w:rPr>
-          <w:rFonts w:ascii="Times New Roman" w:cs="Times New Roman" w:eastAsia="Times New Roman" w:hAnsi="Times New Roman"/>
-        </w:rPr>
-      </w:pPr>
-      <w:r>
-        <w:rPr>
-          <w:rFonts w:ascii="Times New Roman" w:cs="Times New Roman" w:eastAsia="Times New Roman" w:hAnsi="Times New Roman"/>
-          <w:rtl w:val="0"/>
-        </w:rPr>
-        <w:t xml:space="preserve">Verified on oath at {CITY} this {DAY} day of {MONTH}, {YEAR}, that the contents of the above affidavit are true and correct to the best of my knowledge, information, and belief.</w:t>
-      </w:r>
-    </w:p>
-    <w:p>
-      <w:pPr>
-        <w:widowControl w:val="0"/>
-        <w:spacing w:after="240" w:before="240" w:line="240" w:lineRule="auto"/>
-        <w:rPr>
-          <w:rFonts w:ascii="Times New Roman" w:cs="Times New Roman" w:eastAsia="Times New Roman" w:hAnsi="Times New Roman"/>
-          <w:b w:val="1"/>
-          <w:bCs w:val="1"/>
-        </w:rPr>
-      </w:pPr>
-      <w:r>
-        <w:rPr>
-          <w:rFonts w:ascii="Times New Roman" w:cs="Times New Roman" w:eastAsia="Times New Roman" w:hAnsi="Times New Roman"/>
-          <w:b w:val="1"/>
-          <w:bCs w:val="1"/>
-          <w:rtl w:val="0"/>
-        </w:rPr>
-        <w:t xml:space="preserve">DEPONENT:</w:t>
-      </w:r>
-    </w:p>
-    <w:p>
-      <w:pPr>
-        <w:widowControl w:val="0"/>
-        <w:spacing w:after="240" w:before="240" w:line="240" w:lineRule="auto"/>
-        <w:rPr>
-          <w:rFonts w:ascii="Times New Roman" w:cs="Times New Roman" w:eastAsia="Times New Roman" w:hAnsi="Times New Roman"/>
-        </w:rPr>
-      </w:pPr>
-      <w:r>
-        <w:rPr>
-          <w:rFonts w:ascii="Times New Roman" w:cs="Times New Roman" w:eastAsia="Times New Roman" w:hAnsi="Times New Roman"/>
-          <w:rtl w:val="0"/>
-        </w:rPr>
-        <w:t xml:space="preserve">{NAME OF DEPONENT}</w:t>
-      </w:r>
-    </w:p>
-    <w:p>
-      <w:pPr>
-        <w:widowControl w:val="0"/>
-        <w:spacing w:after="240" w:before="240" w:line="240" w:lineRule="auto"/>
-        <w:rPr>
-          <w:rFonts w:ascii="Times New Roman" w:cs="Times New Roman" w:eastAsia="Times New Roman" w:hAnsi="Times New Roman"/>
-          <w:b w:val="1"/>
-          <w:bCs w:val="1"/>
-        </w:rPr>
-      </w:pPr>
-      <w:r>
-        <w:rPr>
-          <w:rFonts w:ascii="Times New Roman" w:cs="Times New Roman" w:eastAsia="Times New Roman" w:hAnsi="Times New Roman"/>
-          <w:b w:val="1"/>
-          <w:bCs w:val="1"/>
-          <w:rtl w:val="0"/>
-        </w:rPr>
-        <w:t xml:space="preserve">ATTESTATION:</w:t>
-      </w:r>
-    </w:p>
-    <w:p>
-      <w:pPr>
-        <w:widowControl w:val="0"/>
-        <w:spacing w:after="240" w:before="240" w:line="240" w:lineRule="auto"/>
-        <w:rPr>
-          <w:rFonts w:ascii="Times New Roman" w:cs="Times New Roman" w:eastAsia="Times New Roman" w:hAnsi="Times New Roman"/>
-        </w:rPr>
-      </w:pPr>
-      <w:r>
-        <w:rPr>
-          <w:rFonts w:ascii="Times New Roman" w:cs="Times New Roman" w:eastAsia="Times New Roman" w:hAnsi="Times New Roman"/>
-          <w:rtl w:val="0"/>
-        </w:rPr>
-        <w:t xml:space="preserve">Sworn/Solemnly affirmed before me this {DAY} day of {MONTH}, {YEAR}, at {CITY}.</w:t>
-      </w:r>
-    </w:p>
-    <w:p>
-      <w:pPr>
-        <w:widowControl w:val="0"/>
-        <w:spacing w:after="240" w:before="240" w:line="240" w:lineRule="auto"/>
-        <w:rPr>
-          <w:rFonts w:ascii="Times New Roman" w:cs="Times New Roman" w:eastAsia="Times New Roman" w:hAnsi="Times New Roman"/>
-          <w:b w:val="1"/>
-          <w:bCs w:val="1"/>
-        </w:rPr>
-      </w:pPr>
-      <w:r>
-        <w:rPr>
-          <w:rFonts w:ascii="Times New Roman" w:cs="Times New Roman" w:eastAsia="Times New Roman" w:hAnsi="Times New Roman"/>
-          <w:b w:val="1"/>
-          <w:bCs w:val="1"/>
+        </w:rPr>
+      </w:pPr>
+      <w:r>
+        <w:rPr>
+          <w:rFonts w:ascii="Times New Roman" w:cs="Times New Roman" w:eastAsia="Times New Roman" w:hAnsi="Times New Roman"/>
+          <w:b w:val="0"/>
+          <w:bCs w:val="1"/>
+          <w:i w:val="0"/>
+          <w:color w:val="000000"/>
+          <w:sz w:val="22"/>
+          <w:u w:val="none"/>
           <w:rtl w:val="0"/>
         </w:rPr>
         <w:t xml:space="preserve">{NAME OF OATH COMMISSIONER / NOTARY PUBLIC}</w:t>
@@ -417,14 +576,21 @@
     <w:p>
       <w:pPr>
         <w:widowControl w:val="0"/>
-        <w:spacing w:after="240" w:before="240" w:line="240" w:lineRule="auto"/>
-        <w:rPr>
-          <w:rFonts w:ascii="Times New Roman" w:cs="Times New Roman" w:eastAsia="Times New Roman" w:hAnsi="Times New Roman"/>
-        </w:rPr>
-      </w:pPr>
-      <w:r>
-        <w:rPr>
-          <w:rFonts w:ascii="Times New Roman" w:cs="Times New Roman" w:eastAsia="Times New Roman" w:hAnsi="Times New Roman"/>
+        <w:spacing w:after="60" w:before="0" w:line="312" w:lineRule="auto"/>
+        <w:ind w:firstLine="360"/>
+        <w:jc w:val="both"/>
+        <w:rPr>
+          <w:rFonts w:ascii="Times New Roman" w:cs="Times New Roman" w:eastAsia="Times New Roman" w:hAnsi="Times New Roman"/>
+        </w:rPr>
+      </w:pPr>
+      <w:r>
+        <w:rPr>
+          <w:rFonts w:ascii="Times New Roman" w:cs="Times New Roman" w:eastAsia="Times New Roman" w:hAnsi="Times New Roman"/>
+          <w:b w:val="0"/>
+          <w:i w:val="0"/>
+          <w:color w:val="000000"/>
+          <w:sz w:val="22"/>
+          <w:u w:val="none"/>
           <w:rtl w:val="0"/>
         </w:rPr>
         <w:t xml:space="preserve">{Oath Commissioner / Notary Public}</w:t>
@@ -433,16 +599,22 @@
     <w:p>
       <w:pPr>
         <w:widowControl w:val="0"/>
-        <w:spacing w:after="240" w:before="240" w:line="240" w:lineRule="auto"/>
-        <w:rPr>
-          <w:rFonts w:ascii="Times New Roman" w:cs="Times New Roman" w:eastAsia="Times New Roman" w:hAnsi="Times New Roman"/>
-        </w:rPr>
-      </w:pPr>
-      <w:r>
-        <w:rPr>
-          <w:rFonts w:ascii="Times New Roman" w:cs="Times New Roman" w:eastAsia="Times New Roman" w:hAnsi="Times New Roman"/>
-          <w:b w:val="1"/>
-          <w:bCs w:val="1"/>
+        <w:spacing w:after="60" w:before="0" w:line="312" w:lineRule="auto"/>
+        <w:ind w:firstLine="360"/>
+        <w:jc w:val="both"/>
+        <w:rPr>
+          <w:rFonts w:ascii="Times New Roman" w:cs="Times New Roman" w:eastAsia="Times New Roman" w:hAnsi="Times New Roman"/>
+        </w:rPr>
+      </w:pPr>
+      <w:r>
+        <w:rPr>
+          <w:rFonts w:ascii="Times New Roman" w:cs="Times New Roman" w:eastAsia="Times New Roman" w:hAnsi="Times New Roman"/>
+          <w:b w:val="0"/>
+          <w:bCs w:val="1"/>
+          <w:i w:val="0"/>
+          <w:color w:val="000000"/>
+          <w:sz w:val="22"/>
+          <w:u w:val="none"/>
           <w:rtl w:val="0"/>
         </w:rPr>
         <w:t xml:space="preserve">Registration No.: {</w:t>
@@ -450,6 +622,11 @@
       <w:r>
         <w:rPr>
           <w:rFonts w:ascii="Times New Roman" w:cs="Times New Roman" w:eastAsia="Times New Roman" w:hAnsi="Times New Roman"/>
+          <w:b w:val="0"/>
+          <w:i w:val="0"/>
+          <w:color w:val="000000"/>
+          <w:sz w:val="22"/>
+          <w:u w:val="none"/>
           <w:rtl w:val="0"/>
         </w:rPr>
         <w:t xml:space="preserve">REGISTRATION NUMBER}</w:t>
@@ -458,14 +635,21 @@
     <w:p>
       <w:pPr>
         <w:widowControl w:val="0"/>
-        <w:spacing w:after="240" w:before="240" w:line="240" w:lineRule="auto"/>
-        <w:rPr>
-          <w:rFonts w:ascii="Times New Roman" w:cs="Times New Roman" w:eastAsia="Times New Roman" w:hAnsi="Times New Roman"/>
-        </w:rPr>
-      </w:pPr>
-      <w:r>
-        <w:rPr>
-          <w:rFonts w:ascii="Times New Roman" w:cs="Times New Roman" w:eastAsia="Times New Roman" w:hAnsi="Times New Roman"/>
+        <w:spacing w:after="60" w:before="0" w:line="312" w:lineRule="auto"/>
+        <w:ind w:firstLine="360"/>
+        <w:jc w:val="both"/>
+        <w:rPr>
+          <w:rFonts w:ascii="Times New Roman" w:cs="Times New Roman" w:eastAsia="Times New Roman" w:hAnsi="Times New Roman"/>
+        </w:rPr>
+      </w:pPr>
+      <w:r>
+        <w:rPr>
+          <w:rFonts w:ascii="Times New Roman" w:cs="Times New Roman" w:eastAsia="Times New Roman" w:hAnsi="Times New Roman"/>
+          <w:b w:val="0"/>
+          <w:i w:val="0"/>
+          <w:color w:val="000000"/>
+          <w:sz w:val="22"/>
+          <w:u w:val="none"/>
           <w:rtl w:val="0"/>
         </w:rPr>
         <w:t xml:space="preserve">PLACEHOLDER GUIDE FOR USER INPUT (Affidavit):</w:t>
@@ -474,14 +658,21 @@
     <w:p>
       <w:pPr>
         <w:widowControl w:val="0"/>
-        <w:spacing w:after="240" w:before="240" w:line="240" w:lineRule="auto"/>
-        <w:rPr>
-          <w:rFonts w:ascii="Times New Roman" w:cs="Times New Roman" w:eastAsia="Times New Roman" w:hAnsi="Times New Roman"/>
-        </w:rPr>
-      </w:pPr>
-      <w:r>
-        <w:rPr>
-          <w:rFonts w:ascii="Times New Roman" w:cs="Times New Roman" w:eastAsia="Times New Roman" w:hAnsi="Times New Roman"/>
+        <w:spacing w:after="60" w:before="0" w:line="312" w:lineRule="auto"/>
+        <w:ind w:firstLine="360"/>
+        <w:jc w:val="both"/>
+        <w:rPr>
+          <w:rFonts w:ascii="Times New Roman" w:cs="Times New Roman" w:eastAsia="Times New Roman" w:hAnsi="Times New Roman"/>
+        </w:rPr>
+      </w:pPr>
+      <w:r>
+        <w:rPr>
+          <w:rFonts w:ascii="Times New Roman" w:cs="Times New Roman" w:eastAsia="Times New Roman" w:hAnsi="Times New Roman"/>
+          <w:b w:val="0"/>
+          <w:i w:val="0"/>
+          <w:color w:val="000000"/>
+          <w:sz w:val="22"/>
+          <w:u w:val="none"/>
           <w:rtl w:val="0"/>
         </w:rPr>
         <w:t xml:space="preserve">{NAME AND DESIGNATION OF JUDGE}: [e.g., SESSION JUDGE, CIVIL JUDGE - Court where case is filed]</w:t>
@@ -490,14 +681,21 @@
     <w:p>
       <w:pPr>
         <w:widowControl w:val="0"/>
-        <w:spacing w:after="240" w:before="240" w:line="240" w:lineRule="auto"/>
-        <w:rPr>
-          <w:rFonts w:ascii="Times New Roman" w:cs="Times New Roman" w:eastAsia="Times New Roman" w:hAnsi="Times New Roman"/>
-        </w:rPr>
-      </w:pPr>
-      <w:r>
-        <w:rPr>
-          <w:rFonts w:ascii="Times New Roman" w:cs="Times New Roman" w:eastAsia="Times New Roman" w:hAnsi="Times New Roman"/>
+        <w:spacing w:after="60" w:before="0" w:line="312" w:lineRule="auto"/>
+        <w:ind w:firstLine="360"/>
+        <w:jc w:val="both"/>
+        <w:rPr>
+          <w:rFonts w:ascii="Times New Roman" w:cs="Times New Roman" w:eastAsia="Times New Roman" w:hAnsi="Times New Roman"/>
+        </w:rPr>
+      </w:pPr>
+      <w:r>
+        <w:rPr>
+          <w:rFonts w:ascii="Times New Roman" w:cs="Times New Roman" w:eastAsia="Times New Roman" w:hAnsi="Times New Roman"/>
+          <w:b w:val="0"/>
+          <w:i w:val="0"/>
+          <w:color w:val="000000"/>
+          <w:sz w:val="22"/>
+          <w:u w:val="none"/>
           <w:rtl w:val="0"/>
         </w:rPr>
         <w:t xml:space="preserve">{CITY / DISTRICT}: [Location of the court]</w:t>
@@ -506,14 +704,21 @@
     <w:p>
       <w:pPr>
         <w:widowControl w:val="0"/>
-        <w:spacing w:after="240" w:before="240" w:line="240" w:lineRule="auto"/>
-        <w:rPr>
-          <w:rFonts w:ascii="Times New Roman" w:cs="Times New Roman" w:eastAsia="Times New Roman" w:hAnsi="Times New Roman"/>
-        </w:rPr>
-      </w:pPr>
-      <w:r>
-        <w:rPr>
-          <w:rFonts w:ascii="Times New Roman" w:cs="Times New Roman" w:eastAsia="Times New Roman" w:hAnsi="Times New Roman"/>
+        <w:spacing w:after="60" w:before="0" w:line="312" w:lineRule="auto"/>
+        <w:ind w:firstLine="360"/>
+        <w:jc w:val="both"/>
+        <w:rPr>
+          <w:rFonts w:ascii="Times New Roman" w:cs="Times New Roman" w:eastAsia="Times New Roman" w:hAnsi="Times New Roman"/>
+        </w:rPr>
+      </w:pPr>
+      <w:r>
+        <w:rPr>
+          <w:rFonts w:ascii="Times New Roman" w:cs="Times New Roman" w:eastAsia="Times New Roman" w:hAnsi="Times New Roman"/>
+          <w:b w:val="0"/>
+          <w:i w:val="0"/>
+          <w:color w:val="000000"/>
+          <w:sz w:val="22"/>
+          <w:u w:val="none"/>
           <w:rtl w:val="0"/>
         </w:rPr>
         <w:t xml:space="preserve">{CASE TITLE}: [Complete title of the case]</w:t>
@@ -522,14 +727,21 @@
     <w:p>
       <w:pPr>
         <w:widowControl w:val="0"/>
-        <w:spacing w:after="240" w:before="240" w:line="240" w:lineRule="auto"/>
-        <w:rPr>
-          <w:rFonts w:ascii="Times New Roman" w:cs="Times New Roman" w:eastAsia="Times New Roman" w:hAnsi="Times New Roman"/>
-        </w:rPr>
-      </w:pPr>
-      <w:r>
-        <w:rPr>
-          <w:rFonts w:ascii="Times New Roman" w:cs="Times New Roman" w:eastAsia="Times New Roman" w:hAnsi="Times New Roman"/>
+        <w:spacing w:after="60" w:before="0" w:line="312" w:lineRule="auto"/>
+        <w:ind w:firstLine="360"/>
+        <w:jc w:val="both"/>
+        <w:rPr>
+          <w:rFonts w:ascii="Times New Roman" w:cs="Times New Roman" w:eastAsia="Times New Roman" w:hAnsi="Times New Roman"/>
+        </w:rPr>
+      </w:pPr>
+      <w:r>
+        <w:rPr>
+          <w:rFonts w:ascii="Times New Roman" w:cs="Times New Roman" w:eastAsia="Times New Roman" w:hAnsi="Times New Roman"/>
+          <w:b w:val="0"/>
+          <w:i w:val="0"/>
+          <w:color w:val="000000"/>
+          <w:sz w:val="22"/>
+          <w:u w:val="none"/>
           <w:rtl w:val="0"/>
         </w:rPr>
         <w:t xml:space="preserve">{CASE NUMBER}: [If assigned, otherwise "Not Yet Numbered"]</w:t>
@@ -538,14 +750,21 @@
     <w:p>
       <w:pPr>
         <w:widowControl w:val="0"/>
-        <w:spacing w:after="240" w:before="240" w:line="240" w:lineRule="auto"/>
-        <w:rPr>
-          <w:rFonts w:ascii="Times New Roman" w:cs="Times New Roman" w:eastAsia="Times New Roman" w:hAnsi="Times New Roman"/>
-        </w:rPr>
-      </w:pPr>
-      <w:r>
-        <w:rPr>
-          <w:rFonts w:ascii="Times New Roman" w:cs="Times New Roman" w:eastAsia="Times New Roman" w:hAnsi="Times New Roman"/>
+        <w:spacing w:after="60" w:before="0" w:line="312" w:lineRule="auto"/>
+        <w:ind w:firstLine="360"/>
+        <w:jc w:val="both"/>
+        <w:rPr>
+          <w:rFonts w:ascii="Times New Roman" w:cs="Times New Roman" w:eastAsia="Times New Roman" w:hAnsi="Times New Roman"/>
+        </w:rPr>
+      </w:pPr>
+      <w:r>
+        <w:rPr>
+          <w:rFonts w:ascii="Times New Roman" w:cs="Times New Roman" w:eastAsia="Times New Roman" w:hAnsi="Times New Roman"/>
+          <w:b w:val="0"/>
+          <w:i w:val="0"/>
+          <w:color w:val="000000"/>
+          <w:sz w:val="22"/>
+          <w:u w:val="none"/>
           <w:rtl w:val="0"/>
         </w:rPr>
         <w:t xml:space="preserve">{NAME OF DEPONENT}: [Full name of person making affidavit]</w:t>
@@ -554,14 +773,21 @@
     <w:p>
       <w:pPr>
         <w:widowControl w:val="0"/>
-        <w:spacing w:after="240" w:before="240" w:line="240" w:lineRule="auto"/>
-        <w:rPr>
-          <w:rFonts w:ascii="Times New Roman" w:cs="Times New Roman" w:eastAsia="Times New Roman" w:hAnsi="Times New Roman"/>
-        </w:rPr>
-      </w:pPr>
-      <w:r>
-        <w:rPr>
-          <w:rFonts w:ascii="Times New Roman" w:cs="Times New Roman" w:eastAsia="Times New Roman" w:hAnsi="Times New Roman"/>
+        <w:spacing w:after="60" w:before="0" w:line="312" w:lineRule="auto"/>
+        <w:ind w:firstLine="360"/>
+        <w:jc w:val="both"/>
+        <w:rPr>
+          <w:rFonts w:ascii="Times New Roman" w:cs="Times New Roman" w:eastAsia="Times New Roman" w:hAnsi="Times New Roman"/>
+        </w:rPr>
+      </w:pPr>
+      <w:r>
+        <w:rPr>
+          <w:rFonts w:ascii="Times New Roman" w:cs="Times New Roman" w:eastAsia="Times New Roman" w:hAnsi="Times New Roman"/>
+          <w:b w:val="0"/>
+          <w:i w:val="0"/>
+          <w:color w:val="000000"/>
+          <w:sz w:val="22"/>
+          <w:u w:val="none"/>
           <w:rtl w:val="0"/>
         </w:rPr>
         <w:t xml:space="preserve">{FATHER/HUSBAND'S NAME}: [For identification]</w:t>
@@ -570,14 +796,21 @@
     <w:p>
       <w:pPr>
         <w:widowControl w:val="0"/>
-        <w:spacing w:after="240" w:before="240" w:line="240" w:lineRule="auto"/>
-        <w:rPr>
-          <w:rFonts w:ascii="Times New Roman" w:cs="Times New Roman" w:eastAsia="Times New Roman" w:hAnsi="Times New Roman"/>
-        </w:rPr>
-      </w:pPr>
-      <w:r>
-        <w:rPr>
-          <w:rFonts w:ascii="Times New Roman" w:cs="Times New Roman" w:eastAsia="Times New Roman" w:hAnsi="Times New Roman"/>
+        <w:spacing w:after="60" w:before="0" w:line="312" w:lineRule="auto"/>
+        <w:ind w:firstLine="360"/>
+        <w:jc w:val="both"/>
+        <w:rPr>
+          <w:rFonts w:ascii="Times New Roman" w:cs="Times New Roman" w:eastAsia="Times New Roman" w:hAnsi="Times New Roman"/>
+        </w:rPr>
+      </w:pPr>
+      <w:r>
+        <w:rPr>
+          <w:rFonts w:ascii="Times New Roman" w:cs="Times New Roman" w:eastAsia="Times New Roman" w:hAnsi="Times New Roman"/>
+          <w:b w:val="0"/>
+          <w:i w:val="0"/>
+          <w:color w:val="000000"/>
+          <w:sz w:val="22"/>
+          <w:u w:val="none"/>
           <w:rtl w:val="0"/>
         </w:rPr>
         <w:t xml:space="preserve">{FULL ADDRESS OF DEPONENT}: [Complete residential address]</w:t>
@@ -586,14 +819,21 @@
     <w:p>
       <w:pPr>
         <w:widowControl w:val="0"/>
-        <w:spacing w:after="240" w:before="240" w:line="240" w:lineRule="auto"/>
-        <w:rPr>
-          <w:rFonts w:ascii="Times New Roman" w:cs="Times New Roman" w:eastAsia="Times New Roman" w:hAnsi="Times New Roman"/>
-        </w:rPr>
-      </w:pPr>
-      <w:r>
-        <w:rPr>
-          <w:rFonts w:ascii="Times New Roman" w:cs="Times New Roman" w:eastAsia="Times New Roman" w:hAnsi="Times New Roman"/>
+        <w:spacing w:after="60" w:before="0" w:line="312" w:lineRule="auto"/>
+        <w:ind w:firstLine="360"/>
+        <w:jc w:val="both"/>
+        <w:rPr>
+          <w:rFonts w:ascii="Times New Roman" w:cs="Times New Roman" w:eastAsia="Times New Roman" w:hAnsi="Times New Roman"/>
+        </w:rPr>
+      </w:pPr>
+      <w:r>
+        <w:rPr>
+          <w:rFonts w:ascii="Times New Roman" w:cs="Times New Roman" w:eastAsia="Times New Roman" w:hAnsi="Times New Roman"/>
+          <w:b w:val="0"/>
+          <w:i w:val="0"/>
+          <w:color w:val="000000"/>
+          <w:sz w:val="22"/>
+          <w:u w:val="none"/>
           <w:rtl w:val="0"/>
         </w:rPr>
         <w:t xml:space="preserve">{City} &amp; {DISTRICT}: [Location of deponent]</w:t>
@@ -602,14 +842,20 @@
     <w:p>
       <w:pPr>
         <w:widowControl w:val="0"/>
-        <w:spacing w:after="240" w:before="240" w:line="240" w:lineRule="auto"/>
-        <w:rPr>
-          <w:rFonts w:ascii="Times New Roman" w:cs="Times New Roman" w:eastAsia="Times New Roman" w:hAnsi="Times New Roman"/>
-        </w:rPr>
-      </w:pPr>
-      <w:r>
-        <w:rPr>
-          <w:rFonts w:ascii="Times New Roman" w:cs="Times New Roman" w:eastAsia="Times New Roman" w:hAnsi="Times New Roman"/>
+        <w:spacing w:after="60" w:before="0" w:line="312" w:lineRule="auto"/>
+        <w:jc w:val="both"/>
+        <w:rPr>
+          <w:rFonts w:ascii="Times New Roman" w:cs="Times New Roman" w:eastAsia="Times New Roman" w:hAnsi="Times New Roman"/>
+        </w:rPr>
+      </w:pPr>
+      <w:r>
+        <w:rPr>
+          <w:rFonts w:ascii="Times New Roman" w:cs="Times New Roman" w:eastAsia="Times New Roman" w:hAnsi="Times New Roman"/>
+          <w:b/>
+          <w:i w:val="0"/>
+          <w:color w:val="000000"/>
+          <w:sz w:val="22"/>
+          <w:u w:val="none"/>
           <w:rtl w:val="0"/>
         </w:rPr>
         <w:t xml:space="preserve">{PETITIONER / APPLICANT / COMPLAINANT / RESPONDENT / WITNESS}: [Select appropriate legal status]</w:t>
@@ -618,14 +864,21 @@
     <w:p>
       <w:pPr>
         <w:widowControl w:val="0"/>
-        <w:spacing w:after="240" w:before="240" w:line="240" w:lineRule="auto"/>
-        <w:rPr>
-          <w:rFonts w:ascii="Times New Roman" w:cs="Times New Roman" w:eastAsia="Times New Roman" w:hAnsi="Times New Roman"/>
-        </w:rPr>
-      </w:pPr>
-      <w:r>
-        <w:rPr>
-          <w:rFonts w:ascii="Times New Roman" w:cs="Times New Roman" w:eastAsia="Times New Roman" w:hAnsi="Times New Roman"/>
+        <w:spacing w:after="60" w:before="0" w:line="312" w:lineRule="auto"/>
+        <w:ind w:firstLine="360"/>
+        <w:jc w:val="both"/>
+        <w:rPr>
+          <w:rFonts w:ascii="Times New Roman" w:cs="Times New Roman" w:eastAsia="Times New Roman" w:hAnsi="Times New Roman"/>
+        </w:rPr>
+      </w:pPr>
+      <w:r>
+        <w:rPr>
+          <w:rFonts w:ascii="Times New Roman" w:cs="Times New Roman" w:eastAsia="Times New Roman" w:hAnsi="Times New Roman"/>
+          <w:b w:val="0"/>
+          <w:i w:val="0"/>
+          <w:color w:val="000000"/>
+          <w:sz w:val="22"/>
+          <w:u w:val="none"/>
           <w:rtl w:val="0"/>
         </w:rPr>
         <w:t xml:space="preserve">{TITLE OF APPLICATION/PETITION}: [Title of the main document being verified]</w:t>
@@ -634,14 +887,21 @@
     <w:p>
       <w:pPr>
         <w:widowControl w:val="0"/>
-        <w:spacing w:after="240" w:before="240" w:line="240" w:lineRule="auto"/>
-        <w:rPr>
-          <w:rFonts w:ascii="Times New Roman" w:cs="Times New Roman" w:eastAsia="Times New Roman" w:hAnsi="Times New Roman"/>
-        </w:rPr>
-      </w:pPr>
-      <w:r>
-        <w:rPr>
-          <w:rFonts w:ascii="Times New Roman" w:cs="Times New Roman" w:eastAsia="Times New Roman" w:hAnsi="Times New Roman"/>
+        <w:spacing w:after="60" w:before="0" w:line="312" w:lineRule="auto"/>
+        <w:ind w:firstLine="360"/>
+        <w:jc w:val="both"/>
+        <w:rPr>
+          <w:rFonts w:ascii="Times New Roman" w:cs="Times New Roman" w:eastAsia="Times New Roman" w:hAnsi="Times New Roman"/>
+        </w:rPr>
+      </w:pPr>
+      <w:r>
+        <w:rPr>
+          <w:rFonts w:ascii="Times New Roman" w:cs="Times New Roman" w:eastAsia="Times New Roman" w:hAnsi="Times New Roman"/>
+          <w:b w:val="0"/>
+          <w:i w:val="0"/>
+          <w:color w:val="000000"/>
+          <w:sz w:val="22"/>
+          <w:u w:val="none"/>
           <w:rtl w:val="0"/>
         </w:rPr>
         <w:t xml:space="preserve">{IN WHICH THE DATE OF HEARING IS FIXED FOR {DATE} / FOR WHICH NO DATE OF HEARING HAS SO FAR BEEN FIXED}: [Select appropriate phrase]</w:t>
@@ -650,14 +910,21 @@
     <w:p>
       <w:pPr>
         <w:widowControl w:val="0"/>
-        <w:spacing w:after="240" w:before="240" w:line="240" w:lineRule="auto"/>
-        <w:rPr>
-          <w:rFonts w:ascii="Times New Roman" w:cs="Times New Roman" w:eastAsia="Times New Roman" w:hAnsi="Times New Roman"/>
-        </w:rPr>
-      </w:pPr>
-      <w:r>
-        <w:rPr>
-          <w:rFonts w:ascii="Times New Roman" w:cs="Times New Roman" w:eastAsia="Times New Roman" w:hAnsi="Times New Roman"/>
+        <w:spacing w:after="60" w:before="0" w:line="312" w:lineRule="auto"/>
+        <w:ind w:firstLine="360"/>
+        <w:jc w:val="both"/>
+        <w:rPr>
+          <w:rFonts w:ascii="Times New Roman" w:cs="Times New Roman" w:eastAsia="Times New Roman" w:hAnsi="Times New Roman"/>
+        </w:rPr>
+      </w:pPr>
+      <w:r>
+        <w:rPr>
+          <w:rFonts w:ascii="Times New Roman" w:cs="Times New Roman" w:eastAsia="Times New Roman" w:hAnsi="Times New Roman"/>
+          <w:b w:val="0"/>
+          <w:i w:val="0"/>
+          <w:color w:val="000000"/>
+          <w:sz w:val="22"/>
+          <w:u w:val="none"/>
           <w:rtl w:val="0"/>
         </w:rPr>
         <w:t xml:space="preserve">{DATE}: [Hearing date if fixed]</w:t>
@@ -666,14 +933,21 @@
     <w:p>
       <w:pPr>
         <w:widowControl w:val="0"/>
-        <w:spacing w:after="240" w:before="240" w:line="240" w:lineRule="auto"/>
-        <w:rPr>
-          <w:rFonts w:ascii="Times New Roman" w:cs="Times New Roman" w:eastAsia="Times New Roman" w:hAnsi="Times New Roman"/>
-        </w:rPr>
-      </w:pPr>
-      <w:r>
-        <w:rPr>
-          <w:rFonts w:ascii="Times New Roman" w:cs="Times New Roman" w:eastAsia="Times New Roman" w:hAnsi="Times New Roman"/>
+        <w:spacing w:after="60" w:before="0" w:line="312" w:lineRule="auto"/>
+        <w:ind w:firstLine="360"/>
+        <w:jc w:val="both"/>
+        <w:rPr>
+          <w:rFonts w:ascii="Times New Roman" w:cs="Times New Roman" w:eastAsia="Times New Roman" w:hAnsi="Times New Roman"/>
+        </w:rPr>
+      </w:pPr>
+      <w:r>
+        <w:rPr>
+          <w:rFonts w:ascii="Times New Roman" w:cs="Times New Roman" w:eastAsia="Times New Roman" w:hAnsi="Times New Roman"/>
+          <w:b w:val="0"/>
+          <w:i w:val="0"/>
+          <w:color w:val="000000"/>
+          <w:sz w:val="22"/>
+          <w:u w:val="none"/>
           <w:rtl w:val="0"/>
         </w:rPr>
         <w:t xml:space="preserve">{ACCOMPANYING APPLICATION / PETITION / WRITTEN STATEMENT / COMPLAINT}: [Select type of document being verified]</w:t>
@@ -682,14 +956,21 @@
     <w:p>
       <w:pPr>
         <w:widowControl w:val="0"/>
-        <w:spacing w:after="240" w:before="240" w:line="240" w:lineRule="auto"/>
-        <w:rPr>
-          <w:rFonts w:ascii="Times New Roman" w:cs="Times New Roman" w:eastAsia="Times New Roman" w:hAnsi="Times New Roman"/>
-        </w:rPr>
-      </w:pPr>
-      <w:r>
-        <w:rPr>
-          <w:rFonts w:ascii="Times New Roman" w:cs="Times New Roman" w:eastAsia="Times New Roman" w:hAnsi="Times New Roman"/>
+        <w:spacing w:after="60" w:before="0" w:line="312" w:lineRule="auto"/>
+        <w:ind w:firstLine="360"/>
+        <w:jc w:val="both"/>
+        <w:rPr>
+          <w:rFonts w:ascii="Times New Roman" w:cs="Times New Roman" w:eastAsia="Times New Roman" w:hAnsi="Times New Roman"/>
+        </w:rPr>
+      </w:pPr>
+      <w:r>
+        <w:rPr>
+          <w:rFonts w:ascii="Times New Roman" w:cs="Times New Roman" w:eastAsia="Times New Roman" w:hAnsi="Times New Roman"/>
+          <w:b w:val="0"/>
+          <w:i w:val="0"/>
+          <w:color w:val="000000"/>
+          <w:sz w:val="22"/>
+          <w:u w:val="none"/>
           <w:rtl w:val="0"/>
         </w:rPr>
         <w:t xml:space="preserve">{LAST PARAGRAPH NUMBER}: [Number of last paragraph in main document]</w:t>
@@ -698,14 +979,21 @@
     <w:p>
       <w:pPr>
         <w:widowControl w:val="0"/>
-        <w:spacing w:after="240" w:before="240" w:line="240" w:lineRule="auto"/>
-        <w:rPr>
-          <w:rFonts w:ascii="Times New Roman" w:cs="Times New Roman" w:eastAsia="Times New Roman" w:hAnsi="Times New Roman"/>
-        </w:rPr>
-      </w:pPr>
-      <w:r>
-        <w:rPr>
-          <w:rFonts w:ascii="Times New Roman" w:cs="Times New Roman" w:eastAsia="Times New Roman" w:hAnsi="Times New Roman"/>
+        <w:spacing w:after="60" w:before="0" w:line="312" w:lineRule="auto"/>
+        <w:ind w:firstLine="360"/>
+        <w:jc w:val="both"/>
+        <w:rPr>
+          <w:rFonts w:ascii="Times New Roman" w:cs="Times New Roman" w:eastAsia="Times New Roman" w:hAnsi="Times New Roman"/>
+        </w:rPr>
+      </w:pPr>
+      <w:r>
+        <w:rPr>
+          <w:rFonts w:ascii="Times New Roman" w:cs="Times New Roman" w:eastAsia="Times New Roman" w:hAnsi="Times New Roman"/>
+          <w:b w:val="0"/>
+          <w:i w:val="0"/>
+          <w:color w:val="000000"/>
+          <w:sz w:val="22"/>
+          <w:u w:val="none"/>
           <w:rtl w:val="0"/>
         </w:rPr>
         <w:t xml:space="preserve">{DAY}: [Day of verification]</w:t>
@@ -714,14 +1002,21 @@
     <w:p>
       <w:pPr>
         <w:widowControl w:val="0"/>
-        <w:spacing w:after="240" w:before="240" w:line="240" w:lineRule="auto"/>
-        <w:rPr>
-          <w:rFonts w:ascii="Times New Roman" w:cs="Times New Roman" w:eastAsia="Times New Roman" w:hAnsi="Times New Roman"/>
-        </w:rPr>
-      </w:pPr>
-      <w:r>
-        <w:rPr>
-          <w:rFonts w:ascii="Times New Roman" w:cs="Times New Roman" w:eastAsia="Times New Roman" w:hAnsi="Times New Roman"/>
+        <w:spacing w:after="60" w:before="0" w:line="312" w:lineRule="auto"/>
+        <w:ind w:firstLine="360"/>
+        <w:jc w:val="both"/>
+        <w:rPr>
+          <w:rFonts w:ascii="Times New Roman" w:cs="Times New Roman" w:eastAsia="Times New Roman" w:hAnsi="Times New Roman"/>
+        </w:rPr>
+      </w:pPr>
+      <w:r>
+        <w:rPr>
+          <w:rFonts w:ascii="Times New Roman" w:cs="Times New Roman" w:eastAsia="Times New Roman" w:hAnsi="Times New Roman"/>
+          <w:b w:val="0"/>
+          <w:i w:val="0"/>
+          <w:color w:val="000000"/>
+          <w:sz w:val="22"/>
+          <w:u w:val="none"/>
           <w:rtl w:val="0"/>
         </w:rPr>
         <w:t xml:space="preserve">{MONTH}: [Month of verification]</w:t>
@@ -730,14 +1025,21 @@
     <w:p>
       <w:pPr>
         <w:widowControl w:val="0"/>
-        <w:spacing w:after="240" w:before="240" w:line="240" w:lineRule="auto"/>
-        <w:rPr>
-          <w:rFonts w:ascii="Times New Roman" w:cs="Times New Roman" w:eastAsia="Times New Roman" w:hAnsi="Times New Roman"/>
-        </w:rPr>
-      </w:pPr>
-      <w:r>
-        <w:rPr>
-          <w:rFonts w:ascii="Times New Roman" w:cs="Times New Roman" w:eastAsia="Times New Roman" w:hAnsi="Times New Roman"/>
+        <w:spacing w:after="60" w:before="0" w:line="312" w:lineRule="auto"/>
+        <w:ind w:firstLine="360"/>
+        <w:jc w:val="both"/>
+        <w:rPr>
+          <w:rFonts w:ascii="Times New Roman" w:cs="Times New Roman" w:eastAsia="Times New Roman" w:hAnsi="Times New Roman"/>
+        </w:rPr>
+      </w:pPr>
+      <w:r>
+        <w:rPr>
+          <w:rFonts w:ascii="Times New Roman" w:cs="Times New Roman" w:eastAsia="Times New Roman" w:hAnsi="Times New Roman"/>
+          <w:b w:val="0"/>
+          <w:i w:val="0"/>
+          <w:color w:val="000000"/>
+          <w:sz w:val="22"/>
+          <w:u w:val="none"/>
           <w:rtl w:val="0"/>
         </w:rPr>
         <w:t xml:space="preserve">{YEAR}: [Year of verification]</w:t>
@@ -746,14 +1048,21 @@
     <w:p>
       <w:pPr>
         <w:widowControl w:val="0"/>
-        <w:spacing w:after="240" w:before="240" w:line="240" w:lineRule="auto"/>
-        <w:rPr>
-          <w:rFonts w:ascii="Times New Roman" w:cs="Times New Roman" w:eastAsia="Times New Roman" w:hAnsi="Times New Roman"/>
-        </w:rPr>
-      </w:pPr>
-      <w:r>
-        <w:rPr>
-          <w:rFonts w:ascii="Times New Roman" w:cs="Times New Roman" w:eastAsia="Times New Roman" w:hAnsi="Times New Roman"/>
+        <w:spacing w:after="60" w:before="0" w:line="312" w:lineRule="auto"/>
+        <w:ind w:firstLine="360"/>
+        <w:jc w:val="both"/>
+        <w:rPr>
+          <w:rFonts w:ascii="Times New Roman" w:cs="Times New Roman" w:eastAsia="Times New Roman" w:hAnsi="Times New Roman"/>
+        </w:rPr>
+      </w:pPr>
+      <w:r>
+        <w:rPr>
+          <w:rFonts w:ascii="Times New Roman" w:cs="Times New Roman" w:eastAsia="Times New Roman" w:hAnsi="Times New Roman"/>
+          <w:b w:val="0"/>
+          <w:i w:val="0"/>
+          <w:color w:val="000000"/>
+          <w:sz w:val="22"/>
+          <w:u w:val="none"/>
           <w:rtl w:val="0"/>
         </w:rPr>
         <w:t xml:space="preserve">{NAME OF OATH COMMISSIONER / NOTARY PUBLIC}: [Name of attesting officer]</w:t>
@@ -762,14 +1071,21 @@
     <w:p>
       <w:pPr>
         <w:widowControl w:val="0"/>
-        <w:spacing w:after="240" w:before="240" w:line="240" w:lineRule="auto"/>
-        <w:rPr>
-          <w:rFonts w:ascii="Times New Roman" w:cs="Times New Roman" w:eastAsia="Times New Roman" w:hAnsi="Times New Roman"/>
-        </w:rPr>
-      </w:pPr>
-      <w:r>
-        <w:rPr>
-          <w:rFonts w:ascii="Times New Roman" w:cs="Times New Roman" w:eastAsia="Times New Roman" w:hAnsi="Times New Roman"/>
+        <w:spacing w:after="60" w:before="0" w:line="312" w:lineRule="auto"/>
+        <w:ind w:firstLine="360"/>
+        <w:jc w:val="both"/>
+        <w:rPr>
+          <w:rFonts w:ascii="Times New Roman" w:cs="Times New Roman" w:eastAsia="Times New Roman" w:hAnsi="Times New Roman"/>
+        </w:rPr>
+      </w:pPr>
+      <w:r>
+        <w:rPr>
+          <w:rFonts w:ascii="Times New Roman" w:cs="Times New Roman" w:eastAsia="Times New Roman" w:hAnsi="Times New Roman"/>
+          <w:b w:val="0"/>
+          <w:i w:val="0"/>
+          <w:color w:val="000000"/>
+          <w:sz w:val="22"/>
+          <w:u w:val="none"/>
           <w:rtl w:val="0"/>
         </w:rPr>
         <w:t xml:space="preserve">{REGISTRATION NUMBER}: [Oath Commissioner's/Notary's registration number] </w:t>
@@ -789,26 +1105,118 @@
           <w:between w:space="0" w:sz="0" w:val="nil"/>
         </w:pBdr>
         <w:shd w:fill="auto" w:val="clear"/>
-        <w:spacing w:after="0" w:before="629.9700927734375" w:line="240" w:lineRule="auto"/>
-        <w:ind w:left="0" w:right="1374.9346923828125" w:firstLine="0"/>
-        <w:jc w:val="left"/>
-        <w:rPr>
-          <w:rFonts w:ascii="Times New Roman" w:cs="Times New Roman" w:eastAsia="Times New Roman" w:hAnsi="Times New Roman"/>
-        </w:rPr>
-      </w:pPr>
-      <w:r>
-        <w:rPr>
+        <w:spacing w:after="60" w:before="0" w:line="312" w:lineRule="auto"/>
+        <w:ind w:left="0" w:right="1374.9346923828125" w:firstLine="360"/>
+        <w:jc w:val="both"/>
+        <w:rPr>
+          <w:rFonts w:ascii="Times New Roman" w:cs="Times New Roman" w:eastAsia="Times New Roman" w:hAnsi="Times New Roman"/>
+        </w:rPr>
+      </w:pPr>
+      <w:r>
+        <w:rPr>
+          <w:rFonts w:ascii="Times New Roman" w:hAnsi="Times New Roman"/>
+          <w:b w:val="0"/>
+          <w:i w:val="0"/>
+          <w:color w:val="000000"/>
+          <w:sz w:val="22"/>
+          <w:u w:val="none"/>
           <w:rtl w:val="0"/>
         </w:rPr>
       </w:r>
     </w:p>
     <w:sectPr>
+      <w:background w:color="f7eedf"/>
+      <w:headerReference w:type="default" r:id="rId6"/>
+      <w:footerReference w:type="default" r:id="rId7"/>
       <w:pgSz w:h="15840" w:w="12240" w:orient="portrait"/>
-      <w:pgMar w:bottom="1950" w:top="515.10009765625" w:left="1916.6412353515625" w:right="1872.952880859375" w:header="0" w:footer="720"/>
+      <w:pgMar w:bottom="1152" w:top="1152" w:left="1440" w:right="1440" w:header="0" w:footer="720"/>
       <w:pgNumType w:start="1"/>
+      <w:pgBorders w:offsetFrom="page">
+        <w:top w:val="single" w:sz="20" w:space="20" w:color="000000"/>
+        <w:left w:val="single" w:sz="20" w:space="20" w:color="000000"/>
+        <w:bottom w:val="single" w:sz="20" w:space="20" w:color="000000"/>
+        <w:right w:val="single" w:sz="20" w:space="20" w:color="000000"/>
+      </w:pgBorders>
     </w:sectPr>
   </w:body>
 </w:document>
+</file>
+
+<file path=word/footer1.xml><?xml version="1.0" encoding="utf-8"?>
+<w:ftr xmlns:m="http://schemas.openxmlformats.org/officeDocument/2006/math" xmlns:mc="http://schemas.openxmlformats.org/markup-compatibility/2006" xmlns:mo="http://schemas.microsoft.com/office/mac/office/2008/main" xmlns:mv="urn:schemas-microsoft-com:mac:vml" xmlns:o="urn:schemas-microsoft-com:office:office" xmlns:r="http://schemas.openxmlformats.org/officeDocument/2006/relationships" xmlns:v="urn:schemas-microsoft-com:vml" xmlns:w10="urn:schemas-microsoft-com:office:word" xmlns:w14="http://schemas.microsoft.com/office/word/2010/wordml" xmlns:w="http://schemas.openxmlformats.org/wordprocessingml/2006/main" xmlns:wne="http://schemas.microsoft.com/office/word/2006/wordml" xmlns:wp14="http://schemas.microsoft.com/office/word/2010/wordprocessingDrawing" xmlns:wp="http://schemas.openxmlformats.org/drawingml/2006/wordprocessingDrawing" xmlns:wpc="http://schemas.microsoft.com/office/word/2010/wordprocessingCanvas" xmlns:wpg="http://schemas.microsoft.com/office/word/2010/wordprocessingGroup" xmlns:wpi="http://schemas.microsoft.com/office/word/2010/wordprocessingInk" xmlns:wps="http://schemas.microsoft.com/office/word/2010/wordprocessingShape" mc:Ignorable="w14 wp14">
+  <w:p>
+    <w:pPr>
+      <w:jc w:val="center"/>
+    </w:pPr>
+    <w:r>
+      <w:rPr>
+        <w:rFonts w:ascii="Times New Roman" w:hAnsi="Times New Roman"/>
+        <w:b w:val="0"/>
+        <w:color w:val="505050"/>
+        <w:sz w:val="16"/>
+      </w:rPr>
+      <w:t>Generated by Lawmate</w:t>
+    </w:r>
+  </w:p>
+</w:ftr>
+</file>
+
+<file path=word/header1.xml><?xml version="1.0" encoding="utf-8"?>
+<w:hdr xmlns:m="http://schemas.openxmlformats.org/officeDocument/2006/math" xmlns:mc="http://schemas.openxmlformats.org/markup-compatibility/2006" xmlns:mo="http://schemas.microsoft.com/office/mac/office/2008/main" xmlns:mv="urn:schemas-microsoft-com:mac:vml" xmlns:o="urn:schemas-microsoft-com:office:office" xmlns:r="http://schemas.openxmlformats.org/officeDocument/2006/relationships" xmlns:v="urn:schemas-microsoft-com:vml" xmlns:w10="urn:schemas-microsoft-com:office:word" xmlns:w14="http://schemas.microsoft.com/office/word/2010/wordml" xmlns:w="http://schemas.openxmlformats.org/wordprocessingml/2006/main" xmlns:wne="http://schemas.microsoft.com/office/word/2006/wordml" xmlns:wp14="http://schemas.microsoft.com/office/word/2010/wordprocessingDrawing" xmlns:wp="http://schemas.openxmlformats.org/drawingml/2006/wordprocessingDrawing" xmlns:wpc="http://schemas.microsoft.com/office/word/2010/wordprocessingCanvas" xmlns:wpg="http://schemas.microsoft.com/office/word/2010/wordprocessingGroup" xmlns:wpi="http://schemas.microsoft.com/office/word/2010/wordprocessingInk" xmlns:wps="http://schemas.microsoft.com/office/word/2010/wordprocessingShape" mc:Ignorable="w14 wp14">
+  <w:p>
+    <w:pPr>
+      <w:jc w:val="center"/>
+    </w:pPr>
+    <w:r>
+      <w:drawing>
+        <wp:inline xmlns:a="http://schemas.openxmlformats.org/drawingml/2006/main" xmlns:pic="http://schemas.openxmlformats.org/drawingml/2006/picture">
+          <wp:extent cx="1371600" cy="1250354"/>
+          <wp:docPr id="1" name="Picture 1"/>
+          <wp:cNvGraphicFramePr>
+            <a:graphicFrameLocks noChangeAspect="1"/>
+          </wp:cNvGraphicFramePr>
+          <a:graphic>
+            <a:graphicData uri="http://schemas.openxmlformats.org/drawingml/2006/picture">
+              <pic:pic>
+                <pic:nvPicPr>
+                  <pic:cNvPr id="0" name="Copy of Copy of Labor Law Thesis Defense by Slidesgo.pptx.png"/>
+                  <pic:cNvPicPr/>
+                </pic:nvPicPr>
+                <pic:blipFill>
+                  <a:blip r:embed="rId4"/>
+                  <a:stretch>
+                    <a:fillRect/>
+                  </a:stretch>
+                </pic:blipFill>
+                <pic:spPr>
+                  <a:xfrm>
+                    <a:off x="0" y="0"/>
+                    <a:ext cx="1371600" cy="1250354"/>
+                  </a:xfrm>
+                  <a:prstGeom prst="rect"/>
+                </pic:spPr>
+              </pic:pic>
+            </a:graphicData>
+          </a:graphic>
+        </wp:inline>
+      </w:drawing>
+    </w:r>
+  </w:p>
+  <w:p>
+    <w:pPr>
+      <w:jc w:val="center"/>
+    </w:pPr>
+    <w:r>
+      <w:rPr>
+        <w:rFonts w:ascii="Times New Roman" w:hAnsi="Times New Roman"/>
+        <w:b w:val="0"/>
+        <w:color w:val="000000"/>
+        <w:sz w:val="16"/>
+      </w:rPr>
+      <w:t>________________________________________________________________________________</w:t>
+    </w:r>
+  </w:p>
+</w:hdr>
 </file>
 
 <file path=word/numbering.xml><?xml version="1.0" encoding="utf-8"?>
